--- a/binder_source_ordered/004_FM_Document_Control_Revision_History_and_Governance_Maintenance.docx
+++ b/binder_source_ordered/004_FM_Document_Control_Revision_History_and_Governance_Maintenance.docx
@@ -156,7 +156,7 @@
           <w:color w:val="2F3A4A"/>
           <w:sz w:val="18"/>
         </w:rPr>
-        <w:t>Governance documents can continue influencing decisions after the operating environment has changed. A superseded section may remain in a shared folder, a historical response may be copied into a current assurance packet, or a familiar revision may be treated as active because it is easier to retrieve than the controlled source. These conditions create representation risk because governance language may appear credible while its evidence basis, authority map, or operational assumptions have changed.</w:t>
+        <w:t>Governance documents can continue influencing decisions after the operating environment has changed. A superseded section may remain in a shared folder, a historical response may be copied into a current confidence packet, or a familiar revision may be treated as active because it is easier to retrieve than the controlled source. These conditions create representation risk because governance language may appear credible while its evidence basis, authority map, or operational assumptions have changed.</w:t>
       </w:r>
     </w:p>
     <w:p>
@@ -1285,7 +1285,7 @@
           <w:color w:val="2F3A4A"/>
           <w:sz w:val="18"/>
         </w:rPr>
-        <w:t>Superseded governance retains reconstruction value. Historical versions may explain why a decision was reasonable at the time, what assumptions governed a prior assurance statement, which evidence was available, and how accountability was assigned before a later redesign. Archival discipline prevents historical documents from being treated as current while preserving them as institutional memory. Governance continuity depends on both retirement control and historical intelligibility.</w:t>
+        <w:t>Superseded governance retains reconstruction value. Historical versions may explain why a decision was reasonable at the time, what assumptions governed a prior confidence statement, which evidence was available, and how accountability was assigned before a later redesign. Archival discipline prevents historical documents from being treated as current while preserving them as institutional memory. Governance continuity depends on both retirement control and historical intelligibility.</w:t>
       </w:r>
     </w:p>
     <w:p>
@@ -1800,7 +1800,7 @@
                 <w:color w:val="2F3A4A"/>
                 <w:sz w:val="16"/>
               </w:rPr>
-              <w:t>May not support unqualified assurance or external reliance.</w:t>
+              <w:t>May not support unqualified confidence or external reliance.</w:t>
             </w:r>
           </w:p>
         </w:tc>
@@ -3217,7 +3217,7 @@
                 <w:color w:val="2F3A4A"/>
                 <w:sz w:val="16"/>
               </w:rPr>
-              <w:t>Cross-functional review and escalation where authority or assurance changes.</w:t>
+              <w:t>Cross-functional review and escalation where authority or confidence changes.</w:t>
             </w:r>
           </w:p>
         </w:tc>
@@ -3355,7 +3355,7 @@
                 <w:color w:val="2F3A4A"/>
                 <w:sz w:val="16"/>
               </w:rPr>
-              <w:t>Obsolete procedure, replaced control map, retired assurance statement.</w:t>
+              <w:t>Obsolete procedure, replaced control map, retired confidence statement.</w:t>
             </w:r>
           </w:p>
         </w:tc>
@@ -3811,7 +3811,7 @@
                 <w:color w:val="2F3A4A"/>
                 <w:sz w:val="16"/>
               </w:rPr>
-              <w:t>Cannot approve material change to governance authority, evidence sufficiency, or external assurance.</w:t>
+              <w:t>Cannot approve material change to governance authority, evidence sufficiency, or external confidence.</w:t>
             </w:r>
           </w:p>
         </w:tc>
@@ -4019,7 +4019,7 @@
                 <w:color w:val="2F3A4A"/>
                 <w:sz w:val="16"/>
               </w:rPr>
-              <w:t>Revision changes decision rights, customer-facing assurance, or executive accountability.</w:t>
+              <w:t>Revision changes decision rights, customer-facing confidence, or executive accountability.</w:t>
             </w:r>
           </w:p>
         </w:tc>
@@ -4189,7 +4189,7 @@
                 <w:color w:val="2F3A4A"/>
                 <w:sz w:val="16"/>
               </w:rPr>
-              <w:t>Evidence weakness affects assurance, verification, or public representation.</w:t>
+              <w:t>Evidence weakness affects confidence, evidence review, or public representation.</w:t>
             </w:r>
           </w:p>
         </w:tc>
@@ -4262,7 +4262,7 @@
                 <w:color w:val="2F3A4A"/>
                 <w:sz w:val="16"/>
               </w:rPr>
-              <w:t>Reviews revisions that affect multiple functions, unresolved dependencies, or assurance posture.</w:t>
+              <w:t>Reviews revisions that affect multiple functions, unresolved dependencies, or confidence posture.</w:t>
             </w:r>
           </w:p>
         </w:tc>
@@ -4468,7 +4468,7 @@
                 <w:color w:val="2F3A4A"/>
                 <w:sz w:val="16"/>
               </w:rPr>
-              <w:t>Withdrawal of assurance language, acceptance of interim governance limitation, major operating-model redesign.</w:t>
+              <w:t>Withdrawal of confidence language, acceptance of interim governance limitation, major operating-model redesign.</w:t>
             </w:r>
           </w:p>
         </w:tc>
@@ -5655,7 +5655,7 @@
           <w:color w:val="2F3A4A"/>
           <w:sz w:val="18"/>
         </w:rPr>
-        <w:t>Supersession and retirement require equal discipline. Removing a document from active use does not eliminate its institutional value. Historical governance may remain relevant to decision reconstruction, evidence interpretation, prior-period assurance, and continuity analysis. The control problem is not whether the artifact survives. The control problem is whether users can distinguish historical reference from active governance authority.</w:t>
+        <w:t>Supersession and retirement require equal discipline. Removing a document from active use does not eliminate its institutional value. Historical governance may remain relevant to decision reconstruction, evidence interpretation, prior-period confidence, and continuity analysis. The control problem is not whether the artifact survives. The control problem is whether users can distinguish historical reference from active governance authority.</w:t>
       </w:r>
     </w:p>
     <w:p>
@@ -6204,7 +6204,7 @@
                 <w:color w:val="2F3A4A"/>
                 <w:sz w:val="16"/>
               </w:rPr>
-              <w:t>Restrict assurance use and reconcile into controlled source.</w:t>
+              <w:t>Restrict confidence use and reconcile into controlled source.</w:t>
             </w:r>
           </w:p>
         </w:tc>
@@ -7276,7 +7276,7 @@
                 <w:color w:val="2F3A4A"/>
                 <w:sz w:val="16"/>
               </w:rPr>
-              <w:t>Prevent reuse in current operating or assurance materials.</w:t>
+              <w:t>Prevent reuse in current operating or confidence materials.</w:t>
             </w:r>
           </w:p>
         </w:tc>
@@ -7621,7 +7621,7 @@
                 <w:color w:val="2F3A4A"/>
                 <w:sz w:val="16"/>
               </w:rPr>
-              <w:t>Notify reliance owners and remove visible assurance where needed.</w:t>
+              <w:t>Notify reliance owners and remove visible confidence where needed.</w:t>
             </w:r>
           </w:p>
         </w:tc>
@@ -7824,7 +7824,7 @@
           <w:color w:val="2F3A4A"/>
           <w:sz w:val="18"/>
         </w:rPr>
-        <w:t>Governance refresh discipline connects document maintenance to operating reality. Refresh may be triggered by review cadence, but cadence alone is insufficient. Material workflow change, evidence migration, public reliance expansion, AI-assisted process adoption, authority transition, unresolved exceptions, vendor redesign, or customer assurance reuse may require revision outside the ordinary review cycle. A controlled governance lifecycle depends on event-driven recalibration as well as scheduled review.</w:t>
+        <w:t>Governance refresh discipline connects document maintenance to operating reality. Refresh may be triggered by review cadence, but cadence alone is insufficient. Material workflow change, evidence migration, public reliance expansion, AI-assisted process adoption, authority transition, unresolved exceptions, vendor redesign, or customer confidence reuse may require revision outside the ordinary review cycle. A controlled governance lifecycle depends on event-driven recalibration as well as scheduled review.</w:t>
       </w:r>
     </w:p>
     <w:p>
@@ -7840,7 +7840,7 @@
           <w:color w:val="2F3A4A"/>
           <w:sz w:val="18"/>
         </w:rPr>
-        <w:t>Maintenance escalation occurs when a document-control issue begins to affect governance reliance. If a revision changes authority, evidence sufficiency, public assurance, control scope, dependency ownership, or residual exposure, the matter is no longer routine document maintenance. It becomes a governance decision requiring the appropriate authority layer, evidence review, and reliance assessment.</w:t>
+        <w:t>Maintenance escalation occurs when a document-control issue begins to affect governance reliance. If a revision changes authority, evidence sufficiency, public confidence, control scope, dependency ownership, or residual exposure, the matter is no longer routine document maintenance. It becomes a governance decision requiring the appropriate authority layer, evidence review, and reliance assessment.</w:t>
       </w:r>
     </w:p>
     <w:p>
@@ -8214,7 +8214,7 @@
                 <w:color w:val="2F3A4A"/>
                 <w:sz w:val="16"/>
               </w:rPr>
-              <w:t>Refresh process maps, evidence source, and affected assurance language.</w:t>
+              <w:t>Refresh process maps, evidence source, and affected confidence language.</w:t>
             </w:r>
           </w:p>
         </w:tc>
@@ -9393,7 +9393,7 @@
                 <w:color w:val="2F3A4A"/>
                 <w:sz w:val="16"/>
               </w:rPr>
-              <w:t>Decision and assurance inconsistency across teams.</w:t>
+              <w:t>Decision and confidence inconsistency across teams.</w:t>
             </w:r>
           </w:p>
         </w:tc>
@@ -10025,7 +10025,7 @@
           <w:color w:val="2F3A4A"/>
           <w:sz w:val="18"/>
         </w:rPr>
-        <w:t>Organizations implementing this framework shall distinguish administrative updates from governance-significant changes and operationally material revisions. Where a change affects evidence sufficiency, authority, control scope, escalation routing, public assurance, customer reliance, AI-assisted process influence, or residual exposure, the revision shall be reviewed through the appropriate governance authority and shall preserve the rationale, evidence basis, affected reliance contexts, and supersession treatment.</w:t>
+        <w:t>Organizations implementing this framework shall distinguish administrative updates from governance-significant changes and operationally material revisions. Where a change affects evidence sufficiency, authority, control scope, escalation routing, public confidence, customer reliance, AI-assisted process influence, or residual exposure, the revision shall be reviewed through the appropriate governance authority and shall preserve the rationale, evidence basis, affected reliance contexts, and supersession treatment.</w:t>
       </w:r>
     </w:p>
     <w:p>
